--- a/Отчет_pr5_2_api.docx
+++ b/Отчет_pr5_2_api.docx
@@ -3253,16 +3253,7 @@
           <w:szCs w:val="28"/>
           <w:lang w:val="ru-RU"/>
         </w:rPr>
-        <w:t xml:space="preserve"> (</w:t>
-      </w:r>
-      <w:r>
-        <w:rPr>
-          <w:rFonts w:ascii="Times New Roman" w:hAnsi="Times New Roman" w:cs="Times New Roman"/>
-          <w:sz w:val="28"/>
-          <w:szCs w:val="28"/>
-          <w:lang w:val="ru-RU"/>
-        </w:rPr>
-        <w:t xml:space="preserve">цветовая палитра, включая фирменный зеленый) и </w:t>
+        <w:t xml:space="preserve"> (цветовая палитра, включая фирменный зеленый) и </w:t>
       </w:r>
       <w:r>
         <w:rPr>
@@ -3960,6 +3951,327 @@
     </w:p>
     <w:p>
       <w:pPr>
+        <w:pStyle w:val="a7"/>
+        <w:numPr>
+          <w:ilvl w:val="0"/>
+          <w:numId w:val="12"/>
+        </w:numPr>
+        <w:rPr>
+          <w:rFonts w:ascii="Times New Roman" w:hAnsi="Times New Roman" w:cs="Times New Roman"/>
+          <w:sz w:val="28"/>
+          <w:szCs w:val="28"/>
+          <w:lang w:val="ru-RU"/>
+        </w:rPr>
+      </w:pPr>
+      <w:r>
+        <w:rPr>
+          <w:rFonts w:ascii="Times New Roman" w:hAnsi="Times New Roman" w:cs="Times New Roman"/>
+          <w:sz w:val="28"/>
+          <w:szCs w:val="28"/>
+        </w:rPr>
+        <w:t>loadPlaylist()</w:t>
+      </w:r>
+    </w:p>
+    <w:p>
+      <w:pPr>
+        <w:pStyle w:val="a7"/>
+        <w:numPr>
+          <w:ilvl w:val="1"/>
+          <w:numId w:val="12"/>
+        </w:numPr>
+        <w:rPr>
+          <w:rFonts w:ascii="Times New Roman" w:hAnsi="Times New Roman" w:cs="Times New Roman"/>
+          <w:sz w:val="28"/>
+          <w:szCs w:val="28"/>
+          <w:lang w:val="ru-RU"/>
+        </w:rPr>
+      </w:pPr>
+      <w:r>
+        <w:rPr>
+          <w:rFonts w:ascii="Times New Roman" w:hAnsi="Times New Roman" w:cs="Times New Roman"/>
+          <w:sz w:val="28"/>
+          <w:szCs w:val="28"/>
+          <w:lang w:val="ru-RU"/>
+        </w:rPr>
+        <w:t>Назначение: З</w:t>
+      </w:r>
+      <w:r>
+        <w:rPr>
+          <w:rFonts w:ascii="Times New Roman" w:hAnsi="Times New Roman" w:cs="Times New Roman"/>
+          <w:sz w:val="28"/>
+          <w:szCs w:val="28"/>
+          <w:lang w:val="ru-RU"/>
+        </w:rPr>
+        <w:t xml:space="preserve">агрузка списка сохраненных треков из базы данных </w:t>
+      </w:r>
+      <w:r>
+        <w:rPr>
+          <w:rFonts w:ascii="Times New Roman" w:hAnsi="Times New Roman" w:cs="Times New Roman"/>
+          <w:sz w:val="28"/>
+          <w:szCs w:val="28"/>
+        </w:rPr>
+        <w:t>ROOM</w:t>
+      </w:r>
+      <w:r>
+        <w:rPr>
+          <w:rFonts w:ascii="Times New Roman" w:hAnsi="Times New Roman" w:cs="Times New Roman"/>
+          <w:sz w:val="28"/>
+          <w:szCs w:val="28"/>
+          <w:lang w:val="ru-RU"/>
+        </w:rPr>
+        <w:t>. Выполняется в фоновом потоке (</w:t>
+      </w:r>
+      <w:r>
+        <w:rPr>
+          <w:rFonts w:ascii="Times New Roman" w:hAnsi="Times New Roman" w:cs="Times New Roman"/>
+          <w:sz w:val="28"/>
+          <w:szCs w:val="28"/>
+        </w:rPr>
+        <w:t>Thread</w:t>
+      </w:r>
+      <w:r>
+        <w:rPr>
+          <w:rFonts w:ascii="Times New Roman" w:hAnsi="Times New Roman" w:cs="Times New Roman"/>
+          <w:sz w:val="28"/>
+          <w:szCs w:val="28"/>
+          <w:lang w:val="ru-RU"/>
+        </w:rPr>
+        <w:t xml:space="preserve">) для предотвращения блокировки интерфейса, после чего вызывает </w:t>
+      </w:r>
+      <w:r>
+        <w:rPr>
+          <w:rFonts w:ascii="Times New Roman" w:hAnsi="Times New Roman" w:cs="Times New Roman"/>
+          <w:sz w:val="28"/>
+          <w:szCs w:val="28"/>
+        </w:rPr>
+        <w:t>renderPlaylist</w:t>
+      </w:r>
+      <w:r>
+        <w:rPr>
+          <w:rFonts w:ascii="Times New Roman" w:hAnsi="Times New Roman" w:cs="Times New Roman"/>
+          <w:sz w:val="28"/>
+          <w:szCs w:val="28"/>
+          <w:lang w:val="ru-RU"/>
+        </w:rPr>
+        <w:t>() в главном потоке</w:t>
+      </w:r>
+      <w:r>
+        <w:rPr>
+          <w:rFonts w:ascii="Times New Roman" w:hAnsi="Times New Roman" w:cs="Times New Roman"/>
+          <w:sz w:val="28"/>
+          <w:szCs w:val="28"/>
+          <w:lang w:val="ru-RU"/>
+        </w:rPr>
+        <w:t>.</w:t>
+      </w:r>
+    </w:p>
+    <w:p>
+      <w:pPr>
+        <w:pStyle w:val="a7"/>
+        <w:numPr>
+          <w:ilvl w:val="1"/>
+          <w:numId w:val="12"/>
+        </w:numPr>
+        <w:rPr>
+          <w:rFonts w:ascii="Times New Roman" w:hAnsi="Times New Roman" w:cs="Times New Roman"/>
+          <w:sz w:val="28"/>
+          <w:szCs w:val="28"/>
+          <w:lang w:val="ru-RU"/>
+        </w:rPr>
+      </w:pPr>
+      <w:r>
+        <w:rPr>
+          <w:rFonts w:ascii="Times New Roman" w:hAnsi="Times New Roman" w:cs="Times New Roman"/>
+          <w:sz w:val="28"/>
+          <w:szCs w:val="28"/>
+          <w:lang w:val="ru-RU"/>
+        </w:rPr>
+        <w:t>Входные данные: Нет.</w:t>
+      </w:r>
+    </w:p>
+    <w:p>
+      <w:pPr>
+        <w:pStyle w:val="a7"/>
+        <w:numPr>
+          <w:ilvl w:val="1"/>
+          <w:numId w:val="12"/>
+        </w:numPr>
+        <w:rPr>
+          <w:rFonts w:ascii="Times New Roman" w:hAnsi="Times New Roman" w:cs="Times New Roman"/>
+          <w:sz w:val="28"/>
+          <w:szCs w:val="28"/>
+          <w:lang w:val="ru-RU"/>
+        </w:rPr>
+      </w:pPr>
+      <w:r>
+        <w:rPr>
+          <w:rFonts w:ascii="Times New Roman" w:hAnsi="Times New Roman" w:cs="Times New Roman"/>
+          <w:sz w:val="28"/>
+          <w:szCs w:val="28"/>
+          <w:lang w:val="ru-RU"/>
+        </w:rPr>
+        <w:t>Выходные данные: Нет.</w:t>
+      </w:r>
+    </w:p>
+    <w:p>
+      <w:pPr>
+        <w:pStyle w:val="a7"/>
+        <w:numPr>
+          <w:ilvl w:val="0"/>
+          <w:numId w:val="12"/>
+        </w:numPr>
+        <w:rPr>
+          <w:rFonts w:ascii="Times New Roman" w:hAnsi="Times New Roman" w:cs="Times New Roman"/>
+          <w:sz w:val="28"/>
+          <w:szCs w:val="28"/>
+          <w:lang w:val="ru-RU"/>
+        </w:rPr>
+      </w:pPr>
+      <w:r>
+        <w:rPr>
+          <w:rFonts w:ascii="Times New Roman" w:hAnsi="Times New Roman" w:cs="Times New Roman"/>
+          <w:sz w:val="28"/>
+          <w:szCs w:val="28"/>
+        </w:rPr>
+        <w:t>renderPlaylist(tracks: List&lt;TrackEntity&gt;)</w:t>
+      </w:r>
+    </w:p>
+    <w:p>
+      <w:pPr>
+        <w:pStyle w:val="a7"/>
+        <w:numPr>
+          <w:ilvl w:val="1"/>
+          <w:numId w:val="12"/>
+        </w:numPr>
+        <w:rPr>
+          <w:rFonts w:ascii="Times New Roman" w:hAnsi="Times New Roman" w:cs="Times New Roman"/>
+          <w:sz w:val="28"/>
+          <w:szCs w:val="28"/>
+          <w:lang w:val="ru-RU"/>
+        </w:rPr>
+      </w:pPr>
+      <w:r>
+        <w:rPr>
+          <w:rFonts w:ascii="Times New Roman" w:hAnsi="Times New Roman" w:cs="Times New Roman"/>
+          <w:sz w:val="28"/>
+          <w:szCs w:val="28"/>
+          <w:lang w:val="ru-RU"/>
+        </w:rPr>
+        <w:lastRenderedPageBreak/>
+        <w:t>Назначение: О</w:t>
+      </w:r>
+      <w:r>
+        <w:rPr>
+          <w:rFonts w:ascii="Times New Roman" w:hAnsi="Times New Roman" w:cs="Times New Roman"/>
+          <w:sz w:val="28"/>
+          <w:szCs w:val="28"/>
+          <w:lang w:val="ru-RU"/>
+        </w:rPr>
+        <w:t>трисовка списка треков на экране. Создает карточки с названием, исполнителем и кнопками «Редактировать» и «Удалить»</w:t>
+      </w:r>
+      <w:r>
+        <w:rPr>
+          <w:rFonts w:ascii="Times New Roman" w:hAnsi="Times New Roman" w:cs="Times New Roman"/>
+          <w:sz w:val="28"/>
+          <w:szCs w:val="28"/>
+          <w:lang w:val="ru-RU"/>
+        </w:rPr>
+        <w:t>.</w:t>
+      </w:r>
+    </w:p>
+    <w:p>
+      <w:pPr>
+        <w:pStyle w:val="a7"/>
+        <w:numPr>
+          <w:ilvl w:val="1"/>
+          <w:numId w:val="12"/>
+        </w:numPr>
+        <w:rPr>
+          <w:rFonts w:ascii="Times New Roman" w:hAnsi="Times New Roman" w:cs="Times New Roman"/>
+          <w:sz w:val="28"/>
+          <w:szCs w:val="28"/>
+          <w:lang w:val="ru-RU"/>
+        </w:rPr>
+      </w:pPr>
+      <w:r>
+        <w:rPr>
+          <w:rFonts w:ascii="Times New Roman" w:hAnsi="Times New Roman" w:cs="Times New Roman"/>
+          <w:sz w:val="28"/>
+          <w:szCs w:val="28"/>
+          <w:lang w:val="ru-RU"/>
+        </w:rPr>
+        <w:t xml:space="preserve">Входные данные: </w:t>
+      </w:r>
+      <w:r>
+        <w:rPr>
+          <w:rFonts w:ascii="Times New Roman" w:hAnsi="Times New Roman" w:cs="Times New Roman"/>
+          <w:sz w:val="28"/>
+          <w:szCs w:val="28"/>
+        </w:rPr>
+        <w:t>tracks</w:t>
+      </w:r>
+      <w:r>
+        <w:rPr>
+          <w:rFonts w:ascii="Times New Roman" w:hAnsi="Times New Roman" w:cs="Times New Roman"/>
+          <w:sz w:val="28"/>
+          <w:szCs w:val="28"/>
+          <w:lang w:val="ru-RU"/>
+        </w:rPr>
+        <w:t xml:space="preserve"> (</w:t>
+      </w:r>
+      <w:r>
+        <w:rPr>
+          <w:rFonts w:ascii="Times New Roman" w:hAnsi="Times New Roman" w:cs="Times New Roman"/>
+          <w:sz w:val="28"/>
+          <w:szCs w:val="28"/>
+          <w:lang w:val="ru-RU"/>
+        </w:rPr>
+        <w:t xml:space="preserve">список объектов </w:t>
+      </w:r>
+      <w:r>
+        <w:rPr>
+          <w:rFonts w:ascii="Times New Roman" w:hAnsi="Times New Roman" w:cs="Times New Roman"/>
+          <w:sz w:val="28"/>
+          <w:szCs w:val="28"/>
+        </w:rPr>
+        <w:t>TrackEntity</w:t>
+      </w:r>
+      <w:r>
+        <w:rPr>
+          <w:rFonts w:ascii="Times New Roman" w:hAnsi="Times New Roman" w:cs="Times New Roman"/>
+          <w:sz w:val="28"/>
+          <w:szCs w:val="28"/>
+          <w:lang w:val="ru-RU"/>
+        </w:rPr>
+        <w:t>).</w:t>
+      </w:r>
+    </w:p>
+    <w:p>
+      <w:pPr>
+        <w:pStyle w:val="a7"/>
+        <w:numPr>
+          <w:ilvl w:val="1"/>
+          <w:numId w:val="12"/>
+        </w:numPr>
+        <w:rPr>
+          <w:rFonts w:ascii="Times New Roman" w:hAnsi="Times New Roman" w:cs="Times New Roman"/>
+          <w:sz w:val="28"/>
+          <w:szCs w:val="28"/>
+          <w:lang w:val="ru-RU"/>
+        </w:rPr>
+      </w:pPr>
+      <w:r>
+        <w:rPr>
+          <w:rFonts w:ascii="Times New Roman" w:hAnsi="Times New Roman" w:cs="Times New Roman"/>
+          <w:sz w:val="28"/>
+          <w:szCs w:val="28"/>
+          <w:lang w:val="ru-RU"/>
+        </w:rPr>
+        <w:t>Выходные данные: Нет.</w:t>
+      </w:r>
+    </w:p>
+    <w:p>
+      <w:pPr>
         <w:pStyle w:val="2"/>
         <w:rPr>
           <w:rFonts w:ascii="Times New Roman" w:hAnsi="Times New Roman" w:cs="Times New Roman"/>
@@ -3978,7 +4290,6 @@
           <w:szCs w:val="28"/>
           <w:lang w:val="ru-RU"/>
         </w:rPr>
-        <w:lastRenderedPageBreak/>
         <w:t>1.4 Алгоритм решения</w:t>
       </w:r>
       <w:bookmarkEnd w:id="4"/>
@@ -4192,16 +4503,7 @@
           <w:szCs w:val="28"/>
           <w:lang w:val="ru-RU"/>
         </w:rPr>
-        <w:t xml:space="preserve"> - </w:t>
-      </w:r>
-      <w:r>
-        <w:rPr>
-          <w:rFonts w:ascii="Times New Roman" w:hAnsi="Times New Roman" w:cs="Times New Roman"/>
-          <w:sz w:val="28"/>
-          <w:szCs w:val="28"/>
-          <w:lang w:val="ru-RU"/>
-        </w:rPr>
-        <w:t xml:space="preserve">используется для десериализации (преобразования) </w:t>
+        <w:t xml:space="preserve"> - используется для десериализации (преобразования) </w:t>
       </w:r>
       <w:r>
         <w:rPr>
@@ -4286,16 +4588,7 @@
           <w:szCs w:val="28"/>
           <w:lang w:val="ru-RU"/>
         </w:rPr>
-        <w:t>-классы)</w:t>
-      </w:r>
-      <w:r>
-        <w:rPr>
-          <w:rFonts w:ascii="Times New Roman" w:hAnsi="Times New Roman" w:cs="Times New Roman"/>
-          <w:sz w:val="28"/>
-          <w:szCs w:val="28"/>
-          <w:lang w:val="ru-RU"/>
-        </w:rPr>
-        <w:t>.</w:t>
+        <w:t>-классы).</w:t>
       </w:r>
     </w:p>
     <w:p>
@@ -4423,16 +4716,7 @@
           <w:szCs w:val="28"/>
           <w:lang w:val="ru-RU"/>
         </w:rPr>
-        <w:t>-библиотека для выполнения сетевых запросов и получения данных от сервера</w:t>
-      </w:r>
-      <w:r>
-        <w:rPr>
-          <w:rFonts w:ascii="Times New Roman" w:hAnsi="Times New Roman" w:cs="Times New Roman"/>
-          <w:sz w:val="28"/>
-          <w:szCs w:val="28"/>
-          <w:lang w:val="ru-RU"/>
-        </w:rPr>
-        <w:t>.</w:t>
+        <w:t>-библиотека для выполнения сетевых запросов и получения данных от сервера.</w:t>
       </w:r>
     </w:p>
     <w:p>
@@ -4678,41 +4962,51 @@
           <w:sz w:val="28"/>
           <w:szCs w:val="28"/>
         </w:rPr>
-        <w:t>Lifecycle</w:t>
-      </w:r>
-      <w:r>
-        <w:rPr>
-          <w:rFonts w:ascii="Times New Roman" w:hAnsi="Times New Roman" w:cs="Times New Roman"/>
-          <w:sz w:val="28"/>
-          <w:szCs w:val="28"/>
-          <w:lang w:val="ru-RU"/>
-        </w:rPr>
-        <w:t>/</w:t>
-      </w:r>
-      <w:r>
-        <w:rPr>
-          <w:rFonts w:ascii="Times New Roman" w:hAnsi="Times New Roman" w:cs="Times New Roman"/>
-          <w:sz w:val="28"/>
-          <w:szCs w:val="28"/>
-        </w:rPr>
-        <w:t>LiveData</w:t>
-      </w:r>
-      <w:r>
-        <w:rPr>
-          <w:rFonts w:ascii="Times New Roman" w:hAnsi="Times New Roman" w:cs="Times New Roman"/>
-          <w:sz w:val="28"/>
-          <w:szCs w:val="28"/>
-          <w:lang w:val="ru-RU"/>
-        </w:rPr>
-        <w:t xml:space="preserve"> (</w:t>
-      </w:r>
-      <w:r>
-        <w:rPr>
-          <w:rFonts w:ascii="Times New Roman" w:hAnsi="Times New Roman" w:cs="Times New Roman"/>
-          <w:sz w:val="28"/>
-          <w:szCs w:val="28"/>
-        </w:rPr>
-        <w:t>androidx</w:t>
+        <w:t>Material</w:t>
+      </w:r>
+      <w:r>
+        <w:rPr>
+          <w:rFonts w:ascii="Times New Roman" w:hAnsi="Times New Roman" w:cs="Times New Roman"/>
+          <w:sz w:val="28"/>
+          <w:szCs w:val="28"/>
+          <w:lang w:val="ru-RU"/>
+        </w:rPr>
+        <w:t xml:space="preserve"> </w:t>
+      </w:r>
+      <w:r>
+        <w:rPr>
+          <w:rFonts w:ascii="Times New Roman" w:hAnsi="Times New Roman" w:cs="Times New Roman"/>
+          <w:sz w:val="28"/>
+          <w:szCs w:val="28"/>
+        </w:rPr>
+        <w:t>Components</w:t>
+      </w:r>
+      <w:r>
+        <w:rPr>
+          <w:rFonts w:ascii="Times New Roman" w:hAnsi="Times New Roman" w:cs="Times New Roman"/>
+          <w:sz w:val="28"/>
+          <w:szCs w:val="28"/>
+          <w:lang w:val="ru-RU"/>
+        </w:rPr>
+        <w:t xml:space="preserve"> - </w:t>
+      </w:r>
+      <w:r>
+        <w:rPr>
+          <w:rFonts w:ascii="Times New Roman" w:hAnsi="Times New Roman" w:cs="Times New Roman"/>
+          <w:sz w:val="28"/>
+          <w:szCs w:val="28"/>
+          <w:lang w:val="ru-RU"/>
+        </w:rPr>
+        <w:t>б</w:t>
+      </w:r>
+      <w:r>
+        <w:rPr>
+          <w:rFonts w:ascii="Times New Roman" w:hAnsi="Times New Roman" w:cs="Times New Roman"/>
+          <w:sz w:val="28"/>
+          <w:szCs w:val="28"/>
+          <w:lang w:val="ru-RU"/>
+        </w:rPr>
+        <w:t>иблиотека для использования современных элементов интерфейса (кнопки, поля ввода)</w:t>
       </w:r>
       <w:r>
         <w:rPr>
@@ -4723,94 +5017,51 @@
         </w:rPr>
         <w:t>.</w:t>
       </w:r>
-      <w:r>
-        <w:rPr>
-          <w:rFonts w:ascii="Times New Roman" w:hAnsi="Times New Roman" w:cs="Times New Roman"/>
-          <w:sz w:val="28"/>
-          <w:szCs w:val="28"/>
-        </w:rPr>
-        <w:t>lifecycle</w:t>
-      </w:r>
-      <w:r>
-        <w:rPr>
-          <w:rFonts w:ascii="Times New Roman" w:hAnsi="Times New Roman" w:cs="Times New Roman"/>
-          <w:sz w:val="28"/>
-          <w:szCs w:val="28"/>
-          <w:lang w:val="ru-RU"/>
-        </w:rPr>
-        <w:t>:</w:t>
-      </w:r>
-      <w:r>
-        <w:rPr>
-          <w:rFonts w:ascii="Times New Roman" w:hAnsi="Times New Roman" w:cs="Times New Roman"/>
-          <w:sz w:val="28"/>
-          <w:szCs w:val="28"/>
-        </w:rPr>
-        <w:t>lifecycle</w:t>
-      </w:r>
-      <w:r>
-        <w:rPr>
-          <w:rFonts w:ascii="Times New Roman" w:hAnsi="Times New Roman" w:cs="Times New Roman"/>
-          <w:sz w:val="28"/>
-          <w:szCs w:val="28"/>
-          <w:lang w:val="ru-RU"/>
-        </w:rPr>
-        <w:t>-</w:t>
-      </w:r>
-      <w:r>
-        <w:rPr>
-          <w:rFonts w:ascii="Times New Roman" w:hAnsi="Times New Roman" w:cs="Times New Roman"/>
-          <w:sz w:val="28"/>
-          <w:szCs w:val="28"/>
-        </w:rPr>
-        <w:t>livedata</w:t>
-      </w:r>
-      <w:r>
-        <w:rPr>
-          <w:rFonts w:ascii="Times New Roman" w:hAnsi="Times New Roman" w:cs="Times New Roman"/>
-          <w:sz w:val="28"/>
-          <w:szCs w:val="28"/>
-          <w:lang w:val="ru-RU"/>
-        </w:rPr>
-        <w:t>-</w:t>
-      </w:r>
-      <w:r>
-        <w:rPr>
-          <w:rFonts w:ascii="Times New Roman" w:hAnsi="Times New Roman" w:cs="Times New Roman"/>
-          <w:sz w:val="28"/>
-          <w:szCs w:val="28"/>
-        </w:rPr>
-        <w:t>ktx</w:t>
-      </w:r>
-      <w:r>
-        <w:rPr>
-          <w:rFonts w:ascii="Times New Roman" w:hAnsi="Times New Roman" w:cs="Times New Roman"/>
-          <w:b/>
-          <w:bCs/>
-          <w:sz w:val="28"/>
-          <w:szCs w:val="28"/>
-          <w:lang w:val="ru-RU"/>
-        </w:rPr>
-        <w:t>)</w:t>
-      </w:r>
-      <w:r>
-        <w:rPr>
-          <w:rFonts w:ascii="Times New Roman" w:hAnsi="Times New Roman" w:cs="Times New Roman"/>
-          <w:sz w:val="28"/>
-          <w:szCs w:val="28"/>
-          <w:lang w:val="ru-RU"/>
-        </w:rPr>
-        <w:t xml:space="preserve"> - </w:t>
-      </w:r>
-      <w:r>
-        <w:rPr>
-          <w:rFonts w:ascii="Times New Roman" w:hAnsi="Times New Roman" w:cs="Times New Roman"/>
-          <w:sz w:val="28"/>
-          <w:szCs w:val="28"/>
-          <w:lang w:val="ru-RU"/>
-        </w:rPr>
-        <w:t>используется для отслеживания изменений в базе данных в реальном времени (автоматическое обновление списка треков на экране).</w:t>
-      </w:r>
+    </w:p>
+    <w:p>
+      <w:pPr>
+        <w:pStyle w:val="2"/>
+        <w:rPr>
+          <w:rFonts w:ascii="Times New Roman" w:hAnsi="Times New Roman" w:cs="Times New Roman"/>
+          <w:color w:val="auto"/>
+          <w:sz w:val="28"/>
+          <w:szCs w:val="28"/>
+          <w:lang w:val="ru-RU"/>
+        </w:rPr>
+      </w:pPr>
+      <w:bookmarkStart w:id="6" w:name="_Toc118960345"/>
+      <w:r>
+        <w:rPr>
+          <w:rFonts w:ascii="Times New Roman" w:hAnsi="Times New Roman" w:cs="Times New Roman"/>
+          <w:color w:val="auto"/>
+          <w:sz w:val="28"/>
+          <w:szCs w:val="28"/>
+          <w:lang w:val="ru-RU"/>
+        </w:rPr>
+        <w:lastRenderedPageBreak/>
+        <w:t>1.</w:t>
+      </w:r>
+      <w:r>
+        <w:rPr>
+          <w:rFonts w:ascii="Times New Roman" w:hAnsi="Times New Roman" w:cs="Times New Roman"/>
+          <w:color w:val="auto"/>
+          <w:sz w:val="28"/>
+          <w:szCs w:val="28"/>
+          <w:lang w:val="ru-RU"/>
+        </w:rPr>
+        <w:t>6</w:t>
+      </w:r>
+      <w:r>
+        <w:rPr>
+          <w:rFonts w:ascii="Times New Roman" w:hAnsi="Times New Roman" w:cs="Times New Roman"/>
+          <w:color w:val="auto"/>
+          <w:sz w:val="28"/>
+          <w:szCs w:val="28"/>
+          <w:lang w:val="ru-RU"/>
+        </w:rPr>
+        <w:t xml:space="preserve"> Тестовые случаи</w:t>
+      </w:r>
+      <w:bookmarkEnd w:id="6"/>
     </w:p>
     <w:p>
       <w:pPr>
@@ -4831,106 +5082,118 @@
           <w:rFonts w:ascii="Times New Roman" w:hAnsi="Times New Roman" w:cs="Times New Roman"/>
           <w:sz w:val="28"/>
           <w:szCs w:val="28"/>
-        </w:rPr>
-        <w:t>Material</w:t>
-      </w:r>
-      <w:r>
-        <w:rPr>
-          <w:rFonts w:ascii="Times New Roman" w:hAnsi="Times New Roman" w:cs="Times New Roman"/>
-          <w:sz w:val="28"/>
-          <w:szCs w:val="28"/>
-          <w:lang w:val="ru-RU"/>
-        </w:rPr>
-        <w:t xml:space="preserve"> </w:t>
-      </w:r>
-      <w:r>
-        <w:rPr>
-          <w:rFonts w:ascii="Times New Roman" w:hAnsi="Times New Roman" w:cs="Times New Roman"/>
-          <w:sz w:val="28"/>
-          <w:szCs w:val="28"/>
-        </w:rPr>
-        <w:t>Components</w:t>
-      </w:r>
-      <w:r>
-        <w:rPr>
-          <w:rFonts w:ascii="Times New Roman" w:hAnsi="Times New Roman" w:cs="Times New Roman"/>
-          <w:sz w:val="28"/>
-          <w:szCs w:val="28"/>
-          <w:lang w:val="ru-RU"/>
-        </w:rPr>
-        <w:t xml:space="preserve"> - </w:t>
-      </w:r>
-      <w:r>
-        <w:rPr>
-          <w:rFonts w:ascii="Times New Roman" w:hAnsi="Times New Roman" w:cs="Times New Roman"/>
-          <w:sz w:val="28"/>
-          <w:szCs w:val="28"/>
-          <w:lang w:val="ru-RU"/>
-        </w:rPr>
-        <w:t>б</w:t>
-      </w:r>
-      <w:r>
-        <w:rPr>
-          <w:rFonts w:ascii="Times New Roman" w:hAnsi="Times New Roman" w:cs="Times New Roman"/>
-          <w:sz w:val="28"/>
-          <w:szCs w:val="28"/>
-          <w:lang w:val="ru-RU"/>
-        </w:rPr>
-        <w:t>иблиотека для использования современных элементов интерфейса (кнопки, поля ввода)</w:t>
-      </w:r>
-      <w:r>
-        <w:rPr>
-          <w:rFonts w:ascii="Times New Roman" w:hAnsi="Times New Roman" w:cs="Times New Roman"/>
-          <w:sz w:val="28"/>
-          <w:szCs w:val="28"/>
-          <w:lang w:val="ru-RU"/>
-        </w:rPr>
-        <w:t>.</w:t>
-      </w:r>
-    </w:p>
-    <w:p>
-      <w:pPr>
-        <w:pStyle w:val="2"/>
-        <w:rPr>
-          <w:rFonts w:ascii="Times New Roman" w:hAnsi="Times New Roman" w:cs="Times New Roman"/>
-          <w:color w:val="auto"/>
-          <w:sz w:val="28"/>
-          <w:szCs w:val="28"/>
-          <w:lang w:val="ru-RU"/>
-        </w:rPr>
-      </w:pPr>
-      <w:bookmarkStart w:id="6" w:name="_Toc118960345"/>
-      <w:r>
-        <w:rPr>
-          <w:rFonts w:ascii="Times New Roman" w:hAnsi="Times New Roman" w:cs="Times New Roman"/>
-          <w:color w:val="auto"/>
-          <w:sz w:val="28"/>
-          <w:szCs w:val="28"/>
-          <w:lang w:val="ru-RU"/>
-        </w:rPr>
-        <w:t>1.</w:t>
-      </w:r>
-      <w:r>
-        <w:rPr>
-          <w:rFonts w:ascii="Times New Roman" w:hAnsi="Times New Roman" w:cs="Times New Roman"/>
-          <w:color w:val="auto"/>
-          <w:sz w:val="28"/>
-          <w:szCs w:val="28"/>
-          <w:lang w:val="ru-RU"/>
-        </w:rPr>
-        <w:t>6</w:t>
-      </w:r>
-      <w:r>
-        <w:rPr>
-          <w:rFonts w:ascii="Times New Roman" w:hAnsi="Times New Roman" w:cs="Times New Roman"/>
-          <w:color w:val="auto"/>
-          <w:sz w:val="28"/>
-          <w:szCs w:val="28"/>
-          <w:lang w:val="ru-RU"/>
-        </w:rPr>
-        <w:t xml:space="preserve"> Тестовые случаи</w:t>
-      </w:r>
-      <w:bookmarkEnd w:id="6"/>
+          <w:lang w:val="ru-RU"/>
+        </w:rPr>
+        <w:t>Авторизация (пустые поля)</w:t>
+      </w:r>
+    </w:p>
+    <w:p>
+      <w:pPr>
+        <w:pStyle w:val="a7"/>
+        <w:numPr>
+          <w:ilvl w:val="1"/>
+          <w:numId w:val="13"/>
+        </w:numPr>
+        <w:rPr>
+          <w:rFonts w:ascii="Times New Roman" w:hAnsi="Times New Roman" w:cs="Times New Roman"/>
+          <w:sz w:val="28"/>
+          <w:szCs w:val="28"/>
+          <w:lang w:val="ru-RU"/>
+        </w:rPr>
+      </w:pPr>
+      <w:r>
+        <w:rPr>
+          <w:rFonts w:ascii="Times New Roman" w:hAnsi="Times New Roman" w:cs="Times New Roman"/>
+          <w:sz w:val="28"/>
+          <w:szCs w:val="28"/>
+          <w:lang w:val="ru-RU"/>
+        </w:rPr>
+        <w:t xml:space="preserve">Назначение теста: </w:t>
+      </w:r>
+      <w:r>
+        <w:rPr>
+          <w:rFonts w:ascii="Times New Roman" w:hAnsi="Times New Roman" w:cs="Times New Roman"/>
+          <w:sz w:val="28"/>
+          <w:szCs w:val="28"/>
+          <w:lang w:val="ru-RU"/>
+        </w:rPr>
+        <w:t xml:space="preserve">Проверка </w:t>
+      </w:r>
+      <w:r>
+        <w:rPr>
+          <w:rFonts w:ascii="Times New Roman" w:hAnsi="Times New Roman" w:cs="Times New Roman"/>
+          <w:sz w:val="28"/>
+          <w:szCs w:val="28"/>
+          <w:lang w:val="ru-RU"/>
+        </w:rPr>
+        <w:t>валидации формы входа</w:t>
+      </w:r>
+    </w:p>
+    <w:p>
+      <w:pPr>
+        <w:pStyle w:val="a7"/>
+        <w:numPr>
+          <w:ilvl w:val="1"/>
+          <w:numId w:val="13"/>
+        </w:numPr>
+        <w:rPr>
+          <w:rFonts w:ascii="Times New Roman" w:hAnsi="Times New Roman" w:cs="Times New Roman"/>
+          <w:sz w:val="28"/>
+          <w:szCs w:val="28"/>
+          <w:lang w:val="ru-RU"/>
+        </w:rPr>
+      </w:pPr>
+      <w:r>
+        <w:rPr>
+          <w:rFonts w:ascii="Times New Roman" w:hAnsi="Times New Roman" w:cs="Times New Roman"/>
+          <w:sz w:val="28"/>
+          <w:szCs w:val="28"/>
+          <w:lang w:val="ru-RU"/>
+        </w:rPr>
+        <w:t xml:space="preserve">Входные данные: </w:t>
+      </w:r>
+      <w:r>
+        <w:rPr>
+          <w:rFonts w:ascii="Times New Roman" w:hAnsi="Times New Roman" w:cs="Times New Roman"/>
+          <w:sz w:val="28"/>
+          <w:szCs w:val="28"/>
+          <w:lang w:val="ru-RU"/>
+        </w:rPr>
+        <w:t>Логин: пусто, Пароль: пусто</w:t>
+      </w:r>
+    </w:p>
+    <w:p>
+      <w:pPr>
+        <w:pStyle w:val="a7"/>
+        <w:numPr>
+          <w:ilvl w:val="1"/>
+          <w:numId w:val="13"/>
+        </w:numPr>
+        <w:rPr>
+          <w:rFonts w:ascii="Times New Roman" w:hAnsi="Times New Roman" w:cs="Times New Roman"/>
+          <w:sz w:val="28"/>
+          <w:szCs w:val="28"/>
+          <w:lang w:val="ru-RU"/>
+        </w:rPr>
+      </w:pPr>
+      <w:r>
+        <w:rPr>
+          <w:rFonts w:ascii="Times New Roman" w:hAnsi="Times New Roman" w:cs="Times New Roman"/>
+          <w:sz w:val="28"/>
+          <w:szCs w:val="28"/>
+          <w:lang w:val="ru-RU"/>
+        </w:rPr>
+        <w:t xml:space="preserve">Ожидаемый результат: </w:t>
+      </w:r>
+      <w:r>
+        <w:rPr>
+          <w:rFonts w:ascii="Times New Roman" w:hAnsi="Times New Roman" w:cs="Times New Roman"/>
+          <w:sz w:val="28"/>
+          <w:szCs w:val="28"/>
+          <w:lang w:val="ru-RU"/>
+        </w:rPr>
+        <w:t>Всплывающее сообщение «Заполните все поля ввода!»</w:t>
+      </w:r>
     </w:p>
     <w:p>
       <w:pPr>
@@ -4953,7 +5216,7 @@
           <w:szCs w:val="28"/>
           <w:lang w:val="ru-RU"/>
         </w:rPr>
-        <w:t>Авторизация (пустые поля)</w:t>
+        <w:t>Авторизация (успех)</w:t>
       </w:r>
     </w:p>
     <w:p>
@@ -4977,7 +5240,6 @@
           <w:szCs w:val="28"/>
           <w:lang w:val="ru-RU"/>
         </w:rPr>
-        <w:lastRenderedPageBreak/>
         <w:t xml:space="preserve">Назначение теста: </w:t>
       </w:r>
       <w:r>
@@ -4987,16 +5249,16 @@
           <w:szCs w:val="28"/>
           <w:lang w:val="ru-RU"/>
         </w:rPr>
-        <w:t xml:space="preserve">Проверка </w:t>
-      </w:r>
-      <w:r>
-        <w:rPr>
-          <w:rFonts w:ascii="Times New Roman" w:hAnsi="Times New Roman" w:cs="Times New Roman"/>
-          <w:sz w:val="28"/>
-          <w:szCs w:val="28"/>
-          <w:lang w:val="ru-RU"/>
-        </w:rPr>
-        <w:t>валидации формы входа</w:t>
+        <w:t>Проверка</w:t>
+      </w:r>
+      <w:r>
+        <w:rPr>
+          <w:rFonts w:ascii="Times New Roman" w:hAnsi="Times New Roman" w:cs="Times New Roman"/>
+          <w:sz w:val="28"/>
+          <w:szCs w:val="28"/>
+          <w:lang w:val="ru-RU"/>
+        </w:rPr>
+        <w:t xml:space="preserve"> перехода на главный экран</w:t>
       </w:r>
     </w:p>
     <w:p>
@@ -5029,7 +5291,33 @@
           <w:szCs w:val="28"/>
           <w:lang w:val="ru-RU"/>
         </w:rPr>
-        <w:t>Логин: пусто, Пароль: пусто</w:t>
+        <w:t xml:space="preserve">Логин: </w:t>
+      </w:r>
+      <w:r>
+        <w:rPr>
+          <w:rFonts w:ascii="Times New Roman" w:hAnsi="Times New Roman" w:cs="Times New Roman"/>
+          <w:sz w:val="28"/>
+          <w:szCs w:val="28"/>
+        </w:rPr>
+        <w:t>User</w:t>
+      </w:r>
+      <w:r>
+        <w:rPr>
+          <w:rFonts w:ascii="Times New Roman" w:hAnsi="Times New Roman" w:cs="Times New Roman"/>
+          <w:sz w:val="28"/>
+          <w:szCs w:val="28"/>
+          <w:lang w:val="ru-RU"/>
+        </w:rPr>
+        <w:t xml:space="preserve">, </w:t>
+      </w:r>
+      <w:r>
+        <w:rPr>
+          <w:rFonts w:ascii="Times New Roman" w:hAnsi="Times New Roman" w:cs="Times New Roman"/>
+          <w:sz w:val="28"/>
+          <w:szCs w:val="28"/>
+          <w:lang w:val="ru-RU"/>
+        </w:rPr>
+        <w:t>Пароль: 123</w:t>
       </w:r>
     </w:p>
     <w:p>
@@ -5062,164 +5350,6 @@
           <w:szCs w:val="28"/>
           <w:lang w:val="ru-RU"/>
         </w:rPr>
-        <w:t>Всплывающее сообщение «Заполните все поля ввода!»</w:t>
-      </w:r>
-    </w:p>
-    <w:p>
-      <w:pPr>
-        <w:pStyle w:val="a7"/>
-        <w:numPr>
-          <w:ilvl w:val="0"/>
-          <w:numId w:val="13"/>
-        </w:numPr>
-        <w:rPr>
-          <w:rFonts w:ascii="Times New Roman" w:hAnsi="Times New Roman" w:cs="Times New Roman"/>
-          <w:sz w:val="28"/>
-          <w:szCs w:val="28"/>
-          <w:lang w:val="ru-RU"/>
-        </w:rPr>
-      </w:pPr>
-      <w:r>
-        <w:rPr>
-          <w:rFonts w:ascii="Times New Roman" w:hAnsi="Times New Roman" w:cs="Times New Roman"/>
-          <w:sz w:val="28"/>
-          <w:szCs w:val="28"/>
-          <w:lang w:val="ru-RU"/>
-        </w:rPr>
-        <w:t>Авторизация (успех)</w:t>
-      </w:r>
-    </w:p>
-    <w:p>
-      <w:pPr>
-        <w:pStyle w:val="a7"/>
-        <w:numPr>
-          <w:ilvl w:val="1"/>
-          <w:numId w:val="13"/>
-        </w:numPr>
-        <w:rPr>
-          <w:rFonts w:ascii="Times New Roman" w:hAnsi="Times New Roman" w:cs="Times New Roman"/>
-          <w:sz w:val="28"/>
-          <w:szCs w:val="28"/>
-          <w:lang w:val="ru-RU"/>
-        </w:rPr>
-      </w:pPr>
-      <w:r>
-        <w:rPr>
-          <w:rFonts w:ascii="Times New Roman" w:hAnsi="Times New Roman" w:cs="Times New Roman"/>
-          <w:sz w:val="28"/>
-          <w:szCs w:val="28"/>
-          <w:lang w:val="ru-RU"/>
-        </w:rPr>
-        <w:t xml:space="preserve">Назначение теста: </w:t>
-      </w:r>
-      <w:r>
-        <w:rPr>
-          <w:rFonts w:ascii="Times New Roman" w:hAnsi="Times New Roman" w:cs="Times New Roman"/>
-          <w:sz w:val="28"/>
-          <w:szCs w:val="28"/>
-          <w:lang w:val="ru-RU"/>
-        </w:rPr>
-        <w:t>Проверка</w:t>
-      </w:r>
-      <w:r>
-        <w:rPr>
-          <w:rFonts w:ascii="Times New Roman" w:hAnsi="Times New Roman" w:cs="Times New Roman"/>
-          <w:sz w:val="28"/>
-          <w:szCs w:val="28"/>
-          <w:lang w:val="ru-RU"/>
-        </w:rPr>
-        <w:t xml:space="preserve"> перехода на главный экран</w:t>
-      </w:r>
-    </w:p>
-    <w:p>
-      <w:pPr>
-        <w:pStyle w:val="a7"/>
-        <w:numPr>
-          <w:ilvl w:val="1"/>
-          <w:numId w:val="13"/>
-        </w:numPr>
-        <w:rPr>
-          <w:rFonts w:ascii="Times New Roman" w:hAnsi="Times New Roman" w:cs="Times New Roman"/>
-          <w:sz w:val="28"/>
-          <w:szCs w:val="28"/>
-          <w:lang w:val="ru-RU"/>
-        </w:rPr>
-      </w:pPr>
-      <w:r>
-        <w:rPr>
-          <w:rFonts w:ascii="Times New Roman" w:hAnsi="Times New Roman" w:cs="Times New Roman"/>
-          <w:sz w:val="28"/>
-          <w:szCs w:val="28"/>
-          <w:lang w:val="ru-RU"/>
-        </w:rPr>
-        <w:t xml:space="preserve">Входные данные: </w:t>
-      </w:r>
-      <w:r>
-        <w:rPr>
-          <w:rFonts w:ascii="Times New Roman" w:hAnsi="Times New Roman" w:cs="Times New Roman"/>
-          <w:sz w:val="28"/>
-          <w:szCs w:val="28"/>
-          <w:lang w:val="ru-RU"/>
-        </w:rPr>
-        <w:t xml:space="preserve">Логин: </w:t>
-      </w:r>
-      <w:r>
-        <w:rPr>
-          <w:rFonts w:ascii="Times New Roman" w:hAnsi="Times New Roman" w:cs="Times New Roman"/>
-          <w:sz w:val="28"/>
-          <w:szCs w:val="28"/>
-        </w:rPr>
-        <w:t>User</w:t>
-      </w:r>
-      <w:r>
-        <w:rPr>
-          <w:rFonts w:ascii="Times New Roman" w:hAnsi="Times New Roman" w:cs="Times New Roman"/>
-          <w:sz w:val="28"/>
-          <w:szCs w:val="28"/>
-          <w:lang w:val="ru-RU"/>
-        </w:rPr>
-        <w:t xml:space="preserve">, </w:t>
-      </w:r>
-      <w:r>
-        <w:rPr>
-          <w:rFonts w:ascii="Times New Roman" w:hAnsi="Times New Roman" w:cs="Times New Roman"/>
-          <w:sz w:val="28"/>
-          <w:szCs w:val="28"/>
-          <w:lang w:val="ru-RU"/>
-        </w:rPr>
-        <w:t>Пароль: 123</w:t>
-      </w:r>
-    </w:p>
-    <w:p>
-      <w:pPr>
-        <w:pStyle w:val="a7"/>
-        <w:numPr>
-          <w:ilvl w:val="1"/>
-          <w:numId w:val="13"/>
-        </w:numPr>
-        <w:rPr>
-          <w:rFonts w:ascii="Times New Roman" w:hAnsi="Times New Roman" w:cs="Times New Roman"/>
-          <w:sz w:val="28"/>
-          <w:szCs w:val="28"/>
-          <w:lang w:val="ru-RU"/>
-        </w:rPr>
-      </w:pPr>
-      <w:r>
-        <w:rPr>
-          <w:rFonts w:ascii="Times New Roman" w:hAnsi="Times New Roman" w:cs="Times New Roman"/>
-          <w:sz w:val="28"/>
-          <w:szCs w:val="28"/>
-          <w:lang w:val="ru-RU"/>
-        </w:rPr>
-        <w:t xml:space="preserve">Ожидаемый результат: </w:t>
-      </w:r>
-      <w:r>
-        <w:rPr>
-          <w:rFonts w:ascii="Times New Roman" w:hAnsi="Times New Roman" w:cs="Times New Roman"/>
-          <w:sz w:val="28"/>
-          <w:szCs w:val="28"/>
-          <w:lang w:val="ru-RU"/>
-        </w:rPr>
         <w:t>У</w:t>
       </w:r>
       <w:r>
@@ -5827,34 +5957,7 @@
           <w:szCs w:val="28"/>
           <w:lang w:val="ru-RU"/>
         </w:rPr>
-        <w:t>Нажатие кнопки «</w:t>
-      </w:r>
-      <w:r>
-        <w:rPr>
-          <w:rFonts w:ascii="Times New Roman" w:hAnsi="Times New Roman" w:cs="Times New Roman"/>
-          <w:sz w:val="28"/>
-          <w:szCs w:val="28"/>
-          <w:lang w:val="ru-RU"/>
-        </w:rPr>
-        <w:t>Удалить</w:t>
-      </w:r>
-      <w:r>
-        <w:rPr>
-          <w:rFonts w:ascii="Times New Roman" w:hAnsi="Times New Roman" w:cs="Times New Roman"/>
-          <w:sz w:val="28"/>
-          <w:szCs w:val="28"/>
-          <w:lang w:val="ru-RU"/>
-        </w:rPr>
-        <w:t xml:space="preserve">» </w:t>
-      </w:r>
-      <w:r>
-        <w:rPr>
-          <w:rFonts w:ascii="Times New Roman" w:hAnsi="Times New Roman" w:cs="Times New Roman"/>
-          <w:sz w:val="28"/>
-          <w:szCs w:val="28"/>
-          <w:lang w:val="ru-RU"/>
-        </w:rPr>
-        <w:t>в плейлисте</w:t>
+        <w:t>Нажатие кнопки «Удалить» в плейлисте</w:t>
       </w:r>
     </w:p>
     <w:p>
@@ -5878,16 +5981,7 @@
           <w:szCs w:val="28"/>
           <w:lang w:val="ru-RU"/>
         </w:rPr>
-        <w:t xml:space="preserve">Ожидаемый результат: </w:t>
-      </w:r>
-      <w:r>
-        <w:rPr>
-          <w:rFonts w:ascii="Times New Roman" w:hAnsi="Times New Roman" w:cs="Times New Roman"/>
-          <w:sz w:val="28"/>
-          <w:szCs w:val="28"/>
-          <w:lang w:val="ru-RU"/>
-        </w:rPr>
-        <w:t>Трек исчезает из списка</w:t>
+        <w:t>Ожидаемый результат: Трек исчезает из списка</w:t>
       </w:r>
     </w:p>
     <w:p>
@@ -5935,16 +6029,7 @@
           <w:szCs w:val="28"/>
           <w:lang w:val="ru-RU"/>
         </w:rPr>
-        <w:t xml:space="preserve">Назначение теста: Проверка </w:t>
-      </w:r>
-      <w:r>
-        <w:rPr>
-          <w:rFonts w:ascii="Times New Roman" w:hAnsi="Times New Roman" w:cs="Times New Roman"/>
-          <w:sz w:val="28"/>
-          <w:szCs w:val="28"/>
-          <w:lang w:val="ru-RU"/>
-        </w:rPr>
-        <w:t xml:space="preserve">обновления данных в </w:t>
+        <w:t xml:space="preserve">Назначение теста: Проверка обновления данных в </w:t>
       </w:r>
       <w:r>
         <w:rPr>
@@ -5976,16 +6061,7 @@
           <w:szCs w:val="28"/>
           <w:lang w:val="ru-RU"/>
         </w:rPr>
-        <w:t>Входные данные:</w:t>
-      </w:r>
-      <w:r>
-        <w:rPr>
-          <w:rFonts w:ascii="Times New Roman" w:hAnsi="Times New Roman" w:cs="Times New Roman"/>
-          <w:sz w:val="28"/>
-          <w:szCs w:val="28"/>
-          <w:lang w:val="ru-RU"/>
-        </w:rPr>
-        <w:t xml:space="preserve"> Ввод нового названия в диалоговом окне</w:t>
+        <w:t>Входные данные: Ввод нового названия в диалоговом окне</w:t>
       </w:r>
     </w:p>
     <w:p>
@@ -6009,16 +6085,7 @@
           <w:szCs w:val="28"/>
           <w:lang w:val="ru-RU"/>
         </w:rPr>
-        <w:t xml:space="preserve">Ожидаемый результат: </w:t>
-      </w:r>
-      <w:r>
-        <w:rPr>
-          <w:rFonts w:ascii="Times New Roman" w:hAnsi="Times New Roman" w:cs="Times New Roman"/>
-          <w:sz w:val="28"/>
-          <w:szCs w:val="28"/>
-          <w:lang w:val="ru-RU"/>
-        </w:rPr>
-        <w:t>Название трека в списке меняется</w:t>
+        <w:t>Ожидаемый результат: Название трека в списке меняется</w:t>
       </w:r>
     </w:p>
     <w:p>
@@ -6343,6 +6410,7 @@
           <w:szCs w:val="28"/>
           <w:lang w:val="ru-RU"/>
         </w:rPr>
+        <w:lastRenderedPageBreak/>
         <w:t>1</w:t>
       </w:r>
       <w:r>
@@ -6398,16 +6466,34 @@
           <w:szCs w:val="28"/>
           <w:lang w:val="ru-RU"/>
         </w:rPr>
-        <w:t xml:space="preserve">Экран авторизации: </w:t>
-      </w:r>
-      <w:r>
-        <w:rPr>
-          <w:rFonts w:ascii="Times New Roman" w:hAnsi="Times New Roman" w:cs="Times New Roman"/>
-          <w:sz w:val="28"/>
-          <w:szCs w:val="28"/>
-          <w:lang w:val="ru-RU"/>
-        </w:rPr>
-        <w:t>Содержит два поля ввода (Имя пользователя и Пароль) и кнопку «</w:t>
+        <w:t>Экран авторизации</w:t>
+      </w:r>
+      <w:r>
+        <w:rPr>
+          <w:rFonts w:ascii="Times New Roman" w:hAnsi="Times New Roman" w:cs="Times New Roman"/>
+          <w:sz w:val="28"/>
+          <w:szCs w:val="28"/>
+          <w:lang w:val="ru-RU"/>
+        </w:rPr>
+        <w:t xml:space="preserve">: </w:t>
+      </w:r>
+      <w:r>
+        <w:rPr>
+          <w:rFonts w:ascii="Times New Roman" w:hAnsi="Times New Roman" w:cs="Times New Roman"/>
+          <w:sz w:val="28"/>
+          <w:szCs w:val="28"/>
+          <w:lang w:val="ru-RU"/>
+        </w:rPr>
+        <w:t>содержит</w:t>
+      </w:r>
+      <w:r>
+        <w:rPr>
+          <w:rFonts w:ascii="Times New Roman" w:hAnsi="Times New Roman" w:cs="Times New Roman"/>
+          <w:sz w:val="28"/>
+          <w:szCs w:val="28"/>
+          <w:lang w:val="ru-RU"/>
+        </w:rPr>
+        <w:t xml:space="preserve"> два поля ввода (Имя пользователя и Пароль) и кнопку «</w:t>
       </w:r>
       <w:r>
         <w:rPr>
@@ -6425,17 +6511,7 @@
           <w:szCs w:val="28"/>
           <w:lang w:val="ru-RU"/>
         </w:rPr>
-        <w:t xml:space="preserve">». При успешном входе данные </w:t>
-      </w:r>
-      <w:r>
-        <w:rPr>
-          <w:rFonts w:ascii="Times New Roman" w:hAnsi="Times New Roman" w:cs="Times New Roman"/>
-          <w:sz w:val="28"/>
-          <w:szCs w:val="28"/>
-          <w:lang w:val="ru-RU"/>
-        </w:rPr>
-        <w:lastRenderedPageBreak/>
-        <w:t>сохраняются, и при повторном запуске приложение сразу открывает экран поиска</w:t>
+        <w:t>». При успешном входе данные сохраняются, и при повторном запуске приложение сразу открывает экран поиска</w:t>
       </w:r>
       <w:r>
         <w:rPr>
@@ -6486,7 +6562,25 @@
           <w:szCs w:val="28"/>
           <w:lang w:val="ru-RU"/>
         </w:rPr>
-        <w:t xml:space="preserve"> текстовое поле для ввода названия песни или исполнителя и кнопку «Найти песни». Ниже расположена прокручиваемая область (</w:t>
+        <w:t xml:space="preserve"> текстовое поле для ввода названия песни или исполнителя и кнопку «Найти песн</w:t>
+      </w:r>
+      <w:r>
+        <w:rPr>
+          <w:rFonts w:ascii="Times New Roman" w:hAnsi="Times New Roman" w:cs="Times New Roman"/>
+          <w:sz w:val="28"/>
+          <w:szCs w:val="28"/>
+          <w:lang w:val="ru-RU"/>
+        </w:rPr>
+        <w:t>ю</w:t>
+      </w:r>
+      <w:r>
+        <w:rPr>
+          <w:rFonts w:ascii="Times New Roman" w:hAnsi="Times New Roman" w:cs="Times New Roman"/>
+          <w:sz w:val="28"/>
+          <w:szCs w:val="28"/>
+          <w:lang w:val="ru-RU"/>
+        </w:rPr>
+        <w:t>». Ниже расположена прокручиваемая область (</w:t>
       </w:r>
       <w:r>
         <w:rPr>
@@ -6667,6 +6761,7 @@
       </w:pPr>
       <w:r>
         <w:rPr>
+          <w:noProof/>
           <w:lang w:val="ru-RU"/>
         </w:rPr>
         <w:drawing>
@@ -6746,6 +6841,7 @@
       <w:r>
         <w:rPr>
           <w:rFonts w:ascii="Times New Roman" w:hAnsi="Times New Roman" w:cs="Times New Roman"/>
+          <w:noProof/>
           <w:sz w:val="28"/>
           <w:szCs w:val="28"/>
         </w:rPr>
@@ -6860,6 +6956,7 @@
       <w:r>
         <w:rPr>
           <w:rFonts w:ascii="Times New Roman" w:hAnsi="Times New Roman" w:cs="Times New Roman"/>
+          <w:noProof/>
           <w:sz w:val="28"/>
           <w:szCs w:val="28"/>
           <w:lang w:val="ru-RU"/>
@@ -6943,6 +7040,7 @@
       <w:r>
         <w:rPr>
           <w:rFonts w:ascii="Times New Roman" w:hAnsi="Times New Roman" w:cs="Times New Roman"/>
+          <w:noProof/>
           <w:sz w:val="28"/>
           <w:szCs w:val="28"/>
         </w:rPr>

--- a/Отчет_pr5_2_api.docx
+++ b/Отчет_pr5_2_api.docx
@@ -2202,6 +2202,7 @@
         </w:rPr>
         <w:t>.</w:t>
       </w:r>
+      <w:proofErr w:type="spellStart"/>
       <w:r>
         <w:rPr>
           <w:rFonts w:ascii="Times New Roman" w:hAnsi="Times New Roman" w:cs="Times New Roman"/>
@@ -2210,6 +2211,7 @@
         </w:rPr>
         <w:t>bignerdranch</w:t>
       </w:r>
+      <w:proofErr w:type="spellEnd"/>
       <w:r>
         <w:rPr>
           <w:rFonts w:ascii="Times New Roman" w:hAnsi="Times New Roman" w:cs="Times New Roman"/>
@@ -2253,6 +2255,7 @@
         </w:rPr>
         <w:t>5_2_</w:t>
       </w:r>
+      <w:proofErr w:type="spellStart"/>
       <w:r>
         <w:rPr>
           <w:rFonts w:ascii="Times New Roman" w:hAnsi="Times New Roman" w:cs="Times New Roman"/>
@@ -2261,6 +2264,7 @@
         </w:rPr>
         <w:t>api</w:t>
       </w:r>
+      <w:proofErr w:type="spellEnd"/>
       <w:r>
         <w:rPr>
           <w:rFonts w:ascii="Times New Roman" w:hAnsi="Times New Roman" w:cs="Times New Roman"/>
@@ -2378,6 +2382,7 @@
           <w:lang w:val="ru-RU"/>
         </w:rPr>
       </w:pPr>
+      <w:proofErr w:type="spellStart"/>
       <w:r>
         <w:rPr>
           <w:rFonts w:ascii="Times New Roman" w:hAnsi="Times New Roman" w:cs="Times New Roman"/>
@@ -2386,6 +2391,7 @@
         </w:rPr>
         <w:t>SearchActivity</w:t>
       </w:r>
+      <w:proofErr w:type="spellEnd"/>
       <w:r>
         <w:rPr>
           <w:rFonts w:ascii="Times New Roman" w:hAnsi="Times New Roman" w:cs="Times New Roman"/>
@@ -2496,6 +2502,7 @@
           <w:lang w:val="ru-RU"/>
         </w:rPr>
       </w:pPr>
+      <w:proofErr w:type="spellStart"/>
       <w:r>
         <w:rPr>
           <w:rFonts w:ascii="Times New Roman" w:hAnsi="Times New Roman" w:cs="Times New Roman"/>
@@ -2504,6 +2511,7 @@
         </w:rPr>
         <w:t>PlaylistActivity</w:t>
       </w:r>
+      <w:proofErr w:type="spellEnd"/>
       <w:r>
         <w:rPr>
           <w:rFonts w:ascii="Times New Roman" w:hAnsi="Times New Roman" w:cs="Times New Roman"/>
@@ -2563,6 +2571,7 @@
           <w:lang w:val="ru-RU"/>
         </w:rPr>
       </w:pPr>
+      <w:proofErr w:type="spellStart"/>
       <w:r>
         <w:rPr>
           <w:rFonts w:ascii="Times New Roman" w:hAnsi="Times New Roman" w:cs="Times New Roman"/>
@@ -2571,6 +2580,7 @@
         </w:rPr>
         <w:t>TrackEntity</w:t>
       </w:r>
+      <w:proofErr w:type="spellEnd"/>
       <w:r>
         <w:rPr>
           <w:rFonts w:ascii="Times New Roman" w:hAnsi="Times New Roman" w:cs="Times New Roman"/>
@@ -2624,6 +2634,7 @@
         </w:rPr>
         <w:t>объединяющий в себе сущность базы данных (</w:t>
       </w:r>
+      <w:proofErr w:type="spellStart"/>
       <w:r>
         <w:rPr>
           <w:rFonts w:ascii="Times New Roman" w:hAnsi="Times New Roman" w:cs="Times New Roman"/>
@@ -2632,6 +2643,7 @@
         </w:rPr>
         <w:t>TrackEntity</w:t>
       </w:r>
+      <w:proofErr w:type="spellEnd"/>
       <w:r>
         <w:rPr>
           <w:rFonts w:ascii="Times New Roman" w:hAnsi="Times New Roman" w:cs="Times New Roman"/>
@@ -2641,6 +2653,7 @@
         </w:rPr>
         <w:t>), интерфейс для запросов (</w:t>
       </w:r>
+      <w:proofErr w:type="spellStart"/>
       <w:r>
         <w:rPr>
           <w:rFonts w:ascii="Times New Roman" w:hAnsi="Times New Roman" w:cs="Times New Roman"/>
@@ -2649,6 +2662,7 @@
         </w:rPr>
         <w:t>TrackDao</w:t>
       </w:r>
+      <w:proofErr w:type="spellEnd"/>
       <w:r>
         <w:rPr>
           <w:rFonts w:ascii="Times New Roman" w:hAnsi="Times New Roman" w:cs="Times New Roman"/>
@@ -2675,6 +2689,7 @@
         </w:rPr>
         <w:t xml:space="preserve"> (</w:t>
       </w:r>
+      <w:proofErr w:type="spellStart"/>
       <w:r>
         <w:rPr>
           <w:rFonts w:ascii="Times New Roman" w:hAnsi="Times New Roman" w:cs="Times New Roman"/>
@@ -2683,6 +2698,7 @@
         </w:rPr>
         <w:t>AppDatabase</w:t>
       </w:r>
+      <w:proofErr w:type="spellEnd"/>
       <w:r>
         <w:rPr>
           <w:rFonts w:ascii="Times New Roman" w:hAnsi="Times New Roman" w:cs="Times New Roman"/>
@@ -2716,6 +2732,7 @@
           <w:lang w:val="ru-RU"/>
         </w:rPr>
       </w:pPr>
+      <w:proofErr w:type="spellStart"/>
       <w:r>
         <w:rPr>
           <w:rFonts w:ascii="Times New Roman" w:hAnsi="Times New Roman" w:cs="Times New Roman"/>
@@ -2725,6 +2742,7 @@
         <w:lastRenderedPageBreak/>
         <w:t>DeezerModels</w:t>
       </w:r>
+      <w:proofErr w:type="spellEnd"/>
       <w:r>
         <w:rPr>
           <w:rFonts w:ascii="Times New Roman" w:hAnsi="Times New Roman" w:cs="Times New Roman"/>
@@ -2777,6 +2795,7 @@
         </w:rPr>
         <w:t>-классов (</w:t>
       </w:r>
+      <w:proofErr w:type="spellStart"/>
       <w:r>
         <w:rPr>
           <w:rFonts w:ascii="Times New Roman" w:hAnsi="Times New Roman" w:cs="Times New Roman"/>
@@ -2785,6 +2804,7 @@
         </w:rPr>
         <w:t>DeezerSearchResponse</w:t>
       </w:r>
+      <w:proofErr w:type="spellEnd"/>
       <w:r>
         <w:rPr>
           <w:rFonts w:ascii="Times New Roman" w:hAnsi="Times New Roman" w:cs="Times New Roman"/>
@@ -2794,6 +2814,7 @@
         </w:rPr>
         <w:t xml:space="preserve">, </w:t>
       </w:r>
+      <w:proofErr w:type="spellStart"/>
       <w:r>
         <w:rPr>
           <w:rFonts w:ascii="Times New Roman" w:hAnsi="Times New Roman" w:cs="Times New Roman"/>
@@ -2802,6 +2823,7 @@
         </w:rPr>
         <w:t>DeezerTrack</w:t>
       </w:r>
+      <w:proofErr w:type="spellEnd"/>
       <w:r>
         <w:rPr>
           <w:rFonts w:ascii="Times New Roman" w:hAnsi="Times New Roman" w:cs="Times New Roman"/>
@@ -2811,6 +2833,7 @@
         </w:rPr>
         <w:t xml:space="preserve">, </w:t>
       </w:r>
+      <w:proofErr w:type="spellStart"/>
       <w:r>
         <w:rPr>
           <w:rFonts w:ascii="Times New Roman" w:hAnsi="Times New Roman" w:cs="Times New Roman"/>
@@ -2819,6 +2842,7 @@
         </w:rPr>
         <w:t>DeezerArtist</w:t>
       </w:r>
+      <w:proofErr w:type="spellEnd"/>
       <w:r>
         <w:rPr>
           <w:rFonts w:ascii="Times New Roman" w:hAnsi="Times New Roman" w:cs="Times New Roman"/>
@@ -3407,13 +3431,43 @@
           <w:lang w:val="ru-RU"/>
         </w:rPr>
       </w:pPr>
-      <w:r>
-        <w:rPr>
-          <w:rFonts w:ascii="Times New Roman" w:hAnsi="Times New Roman" w:cs="Times New Roman"/>
-          <w:sz w:val="28"/>
-          <w:szCs w:val="28"/>
-        </w:rPr>
-        <w:t>onCreate(savedInstanceState: Bundle?)</w:t>
+      <w:proofErr w:type="spellStart"/>
+      <w:proofErr w:type="gramStart"/>
+      <w:r>
+        <w:rPr>
+          <w:rFonts w:ascii="Times New Roman" w:hAnsi="Times New Roman" w:cs="Times New Roman"/>
+          <w:sz w:val="28"/>
+          <w:szCs w:val="28"/>
+        </w:rPr>
+        <w:t>onCreate</w:t>
+      </w:r>
+      <w:proofErr w:type="spellEnd"/>
+      <w:r>
+        <w:rPr>
+          <w:rFonts w:ascii="Times New Roman" w:hAnsi="Times New Roman" w:cs="Times New Roman"/>
+          <w:sz w:val="28"/>
+          <w:szCs w:val="28"/>
+        </w:rPr>
+        <w:t>(</w:t>
+      </w:r>
+      <w:proofErr w:type="spellStart"/>
+      <w:proofErr w:type="gramEnd"/>
+      <w:r>
+        <w:rPr>
+          <w:rFonts w:ascii="Times New Roman" w:hAnsi="Times New Roman" w:cs="Times New Roman"/>
+          <w:sz w:val="28"/>
+          <w:szCs w:val="28"/>
+        </w:rPr>
+        <w:t>savedInstanceState</w:t>
+      </w:r>
+      <w:proofErr w:type="spellEnd"/>
+      <w:r>
+        <w:rPr>
+          <w:rFonts w:ascii="Times New Roman" w:hAnsi="Times New Roman" w:cs="Times New Roman"/>
+          <w:sz w:val="28"/>
+          <w:szCs w:val="28"/>
+        </w:rPr>
+        <w:t>: Bundle?)</w:t>
       </w:r>
     </w:p>
     <w:p>
@@ -3490,13 +3544,23 @@
         </w:rPr>
         <w:t xml:space="preserve">Входные данные: </w:t>
       </w:r>
-      <w:r>
-        <w:rPr>
-          <w:rFonts w:ascii="Times New Roman" w:hAnsi="Times New Roman" w:cs="Times New Roman"/>
-          <w:sz w:val="28"/>
-          <w:szCs w:val="28"/>
-        </w:rPr>
-        <w:t>savedInstanceState </w:t>
+      <w:proofErr w:type="spellStart"/>
+      <w:r>
+        <w:rPr>
+          <w:rFonts w:ascii="Times New Roman" w:hAnsi="Times New Roman" w:cs="Times New Roman"/>
+          <w:sz w:val="28"/>
+          <w:szCs w:val="28"/>
+        </w:rPr>
+        <w:t>savedInstanceState</w:t>
+      </w:r>
+      <w:proofErr w:type="spellEnd"/>
+      <w:r>
+        <w:rPr>
+          <w:rFonts w:ascii="Times New Roman" w:hAnsi="Times New Roman" w:cs="Times New Roman"/>
+          <w:sz w:val="28"/>
+          <w:szCs w:val="28"/>
+        </w:rPr>
+        <w:t> </w:t>
       </w:r>
       <w:r>
         <w:rPr>
@@ -3555,13 +3619,33 @@
           <w:lang w:val="ru-RU"/>
         </w:rPr>
       </w:pPr>
-      <w:r>
-        <w:rPr>
-          <w:rFonts w:ascii="Times New Roman" w:hAnsi="Times New Roman" w:cs="Times New Roman"/>
-          <w:sz w:val="28"/>
-          <w:szCs w:val="28"/>
-        </w:rPr>
-        <w:t>performSearch(query: String)</w:t>
+      <w:proofErr w:type="spellStart"/>
+      <w:proofErr w:type="gramStart"/>
+      <w:r>
+        <w:rPr>
+          <w:rFonts w:ascii="Times New Roman" w:hAnsi="Times New Roman" w:cs="Times New Roman"/>
+          <w:sz w:val="28"/>
+          <w:szCs w:val="28"/>
+        </w:rPr>
+        <w:t>performSearch</w:t>
+      </w:r>
+      <w:proofErr w:type="spellEnd"/>
+      <w:r>
+        <w:rPr>
+          <w:rFonts w:ascii="Times New Roman" w:hAnsi="Times New Roman" w:cs="Times New Roman"/>
+          <w:sz w:val="28"/>
+          <w:szCs w:val="28"/>
+        </w:rPr>
+        <w:t>(</w:t>
+      </w:r>
+      <w:proofErr w:type="gramEnd"/>
+      <w:r>
+        <w:rPr>
+          <w:rFonts w:ascii="Times New Roman" w:hAnsi="Times New Roman" w:cs="Times New Roman"/>
+          <w:sz w:val="28"/>
+          <w:szCs w:val="28"/>
+        </w:rPr>
+        <w:t>query: String)</w:t>
       </w:r>
     </w:p>
     <w:p>
@@ -3798,13 +3882,51 @@
           <w:szCs w:val="28"/>
         </w:rPr>
       </w:pPr>
-      <w:r>
-        <w:rPr>
-          <w:rFonts w:ascii="Times New Roman" w:hAnsi="Times New Roman" w:cs="Times New Roman"/>
-          <w:sz w:val="28"/>
-          <w:szCs w:val="28"/>
-        </w:rPr>
-        <w:t>addTrackRow(track: DeezerTrack)</w:t>
+      <w:proofErr w:type="spellStart"/>
+      <w:proofErr w:type="gramStart"/>
+      <w:r>
+        <w:rPr>
+          <w:rFonts w:ascii="Times New Roman" w:hAnsi="Times New Roman" w:cs="Times New Roman"/>
+          <w:sz w:val="28"/>
+          <w:szCs w:val="28"/>
+        </w:rPr>
+        <w:t>addTrackRow</w:t>
+      </w:r>
+      <w:proofErr w:type="spellEnd"/>
+      <w:r>
+        <w:rPr>
+          <w:rFonts w:ascii="Times New Roman" w:hAnsi="Times New Roman" w:cs="Times New Roman"/>
+          <w:sz w:val="28"/>
+          <w:szCs w:val="28"/>
+        </w:rPr>
+        <w:t>(</w:t>
+      </w:r>
+      <w:proofErr w:type="gramEnd"/>
+      <w:r>
+        <w:rPr>
+          <w:rFonts w:ascii="Times New Roman" w:hAnsi="Times New Roman" w:cs="Times New Roman"/>
+          <w:sz w:val="28"/>
+          <w:szCs w:val="28"/>
+        </w:rPr>
+        <w:t xml:space="preserve">track: </w:t>
+      </w:r>
+      <w:proofErr w:type="spellStart"/>
+      <w:r>
+        <w:rPr>
+          <w:rFonts w:ascii="Times New Roman" w:hAnsi="Times New Roman" w:cs="Times New Roman"/>
+          <w:sz w:val="28"/>
+          <w:szCs w:val="28"/>
+        </w:rPr>
+        <w:t>DeezerTrack</w:t>
+      </w:r>
+      <w:proofErr w:type="spellEnd"/>
+      <w:r>
+        <w:rPr>
+          <w:rFonts w:ascii="Times New Roman" w:hAnsi="Times New Roman" w:cs="Times New Roman"/>
+          <w:sz w:val="28"/>
+          <w:szCs w:val="28"/>
+        </w:rPr>
+        <w:t>)</w:t>
       </w:r>
     </w:p>
     <w:p>
@@ -3907,6 +4029,7 @@
         </w:rPr>
         <w:t xml:space="preserve">объект </w:t>
       </w:r>
+      <w:proofErr w:type="spellStart"/>
       <w:r>
         <w:rPr>
           <w:rFonts w:ascii="Times New Roman" w:hAnsi="Times New Roman" w:cs="Times New Roman"/>
@@ -3915,6 +4038,7 @@
         </w:rPr>
         <w:t>DeezerTrack</w:t>
       </w:r>
+      <w:proofErr w:type="spellEnd"/>
       <w:r>
         <w:rPr>
           <w:rFonts w:ascii="Times New Roman" w:hAnsi="Times New Roman" w:cs="Times New Roman"/>
@@ -3963,13 +4087,33 @@
           <w:lang w:val="ru-RU"/>
         </w:rPr>
       </w:pPr>
-      <w:r>
-        <w:rPr>
-          <w:rFonts w:ascii="Times New Roman" w:hAnsi="Times New Roman" w:cs="Times New Roman"/>
-          <w:sz w:val="28"/>
-          <w:szCs w:val="28"/>
-        </w:rPr>
-        <w:t>loadPlaylist()</w:t>
+      <w:proofErr w:type="spellStart"/>
+      <w:proofErr w:type="gramStart"/>
+      <w:r>
+        <w:rPr>
+          <w:rFonts w:ascii="Times New Roman" w:hAnsi="Times New Roman" w:cs="Times New Roman"/>
+          <w:sz w:val="28"/>
+          <w:szCs w:val="28"/>
+        </w:rPr>
+        <w:t>loadPlaylist</w:t>
+      </w:r>
+      <w:proofErr w:type="spellEnd"/>
+      <w:r>
+        <w:rPr>
+          <w:rFonts w:ascii="Times New Roman" w:hAnsi="Times New Roman" w:cs="Times New Roman"/>
+          <w:sz w:val="28"/>
+          <w:szCs w:val="28"/>
+        </w:rPr>
+        <w:t>(</w:t>
+      </w:r>
+      <w:proofErr w:type="gramEnd"/>
+      <w:r>
+        <w:rPr>
+          <w:rFonts w:ascii="Times New Roman" w:hAnsi="Times New Roman" w:cs="Times New Roman"/>
+          <w:sz w:val="28"/>
+          <w:szCs w:val="28"/>
+        </w:rPr>
+        <w:t>)</w:t>
       </w:r>
     </w:p>
     <w:p>
@@ -4038,6 +4182,8 @@
         </w:rPr>
         <w:t xml:space="preserve">) для предотвращения блокировки интерфейса, после чего вызывает </w:t>
       </w:r>
+      <w:proofErr w:type="spellStart"/>
+      <w:proofErr w:type="gramStart"/>
       <w:r>
         <w:rPr>
           <w:rFonts w:ascii="Times New Roman" w:hAnsi="Times New Roman" w:cs="Times New Roman"/>
@@ -4046,14 +4192,25 @@
         </w:rPr>
         <w:t>renderPlaylist</w:t>
       </w:r>
-      <w:r>
-        <w:rPr>
-          <w:rFonts w:ascii="Times New Roman" w:hAnsi="Times New Roman" w:cs="Times New Roman"/>
-          <w:sz w:val="28"/>
-          <w:szCs w:val="28"/>
-          <w:lang w:val="ru-RU"/>
-        </w:rPr>
-        <w:t>() в главном потоке</w:t>
+      <w:proofErr w:type="spellEnd"/>
+      <w:r>
+        <w:rPr>
+          <w:rFonts w:ascii="Times New Roman" w:hAnsi="Times New Roman" w:cs="Times New Roman"/>
+          <w:sz w:val="28"/>
+          <w:szCs w:val="28"/>
+          <w:lang w:val="ru-RU"/>
+        </w:rPr>
+        <w:t>(</w:t>
+      </w:r>
+      <w:proofErr w:type="gramEnd"/>
+      <w:r>
+        <w:rPr>
+          <w:rFonts w:ascii="Times New Roman" w:hAnsi="Times New Roman" w:cs="Times New Roman"/>
+          <w:sz w:val="28"/>
+          <w:szCs w:val="28"/>
+          <w:lang w:val="ru-RU"/>
+        </w:rPr>
+        <w:t>) в главном потоке</w:t>
       </w:r>
       <w:r>
         <w:rPr>
@@ -4127,13 +4284,51 @@
           <w:lang w:val="ru-RU"/>
         </w:rPr>
       </w:pPr>
-      <w:r>
-        <w:rPr>
-          <w:rFonts w:ascii="Times New Roman" w:hAnsi="Times New Roman" w:cs="Times New Roman"/>
-          <w:sz w:val="28"/>
-          <w:szCs w:val="28"/>
-        </w:rPr>
-        <w:t>renderPlaylist(tracks: List&lt;TrackEntity&gt;)</w:t>
+      <w:proofErr w:type="spellStart"/>
+      <w:proofErr w:type="gramStart"/>
+      <w:r>
+        <w:rPr>
+          <w:rFonts w:ascii="Times New Roman" w:hAnsi="Times New Roman" w:cs="Times New Roman"/>
+          <w:sz w:val="28"/>
+          <w:szCs w:val="28"/>
+        </w:rPr>
+        <w:t>renderPlaylist</w:t>
+      </w:r>
+      <w:proofErr w:type="spellEnd"/>
+      <w:r>
+        <w:rPr>
+          <w:rFonts w:ascii="Times New Roman" w:hAnsi="Times New Roman" w:cs="Times New Roman"/>
+          <w:sz w:val="28"/>
+          <w:szCs w:val="28"/>
+        </w:rPr>
+        <w:t>(</w:t>
+      </w:r>
+      <w:proofErr w:type="gramEnd"/>
+      <w:r>
+        <w:rPr>
+          <w:rFonts w:ascii="Times New Roman" w:hAnsi="Times New Roman" w:cs="Times New Roman"/>
+          <w:sz w:val="28"/>
+          <w:szCs w:val="28"/>
+        </w:rPr>
+        <w:t>tracks: List&lt;</w:t>
+      </w:r>
+      <w:proofErr w:type="spellStart"/>
+      <w:r>
+        <w:rPr>
+          <w:rFonts w:ascii="Times New Roman" w:hAnsi="Times New Roman" w:cs="Times New Roman"/>
+          <w:sz w:val="28"/>
+          <w:szCs w:val="28"/>
+        </w:rPr>
+        <w:t>TrackEntity</w:t>
+      </w:r>
+      <w:proofErr w:type="spellEnd"/>
+      <w:r>
+        <w:rPr>
+          <w:rFonts w:ascii="Times New Roman" w:hAnsi="Times New Roman" w:cs="Times New Roman"/>
+          <w:sz w:val="28"/>
+          <w:szCs w:val="28"/>
+        </w:rPr>
+        <w:t>&gt;)</w:t>
       </w:r>
     </w:p>
     <w:p>
@@ -4228,6 +4423,7 @@
         </w:rPr>
         <w:t xml:space="preserve">список объектов </w:t>
       </w:r>
+      <w:proofErr w:type="spellStart"/>
       <w:r>
         <w:rPr>
           <w:rFonts w:ascii="Times New Roman" w:hAnsi="Times New Roman" w:cs="Times New Roman"/>
@@ -4236,6 +4432,7 @@
         </w:rPr>
         <w:t>TrackEntity</w:t>
       </w:r>
+      <w:proofErr w:type="spellEnd"/>
       <w:r>
         <w:rPr>
           <w:rFonts w:ascii="Times New Roman" w:hAnsi="Times New Roman" w:cs="Times New Roman"/>
@@ -4308,10 +4505,10 @@
           <w:noProof/>
         </w:rPr>
         <w:drawing>
-          <wp:inline distT="0" distB="0" distL="0" distR="0" wp14:anchorId="1D1EABBF" wp14:editId="6B5F4882">
-            <wp:extent cx="4153958" cy="5359960"/>
-            <wp:effectExtent l="0" t="0" r="0" b="0"/>
-            <wp:docPr id="1404803066" name="Рисунок 1"/>
+          <wp:inline distT="0" distB="0" distL="0" distR="0" wp14:anchorId="65A1D35A" wp14:editId="118D3946">
+            <wp:extent cx="4309745" cy="5027038"/>
+            <wp:effectExtent l="0" t="0" r="0" b="2540"/>
+            <wp:docPr id="317617524" name="Рисунок 1"/>
             <wp:cNvGraphicFramePr>
               <a:graphicFrameLocks xmlns:a="http://schemas.openxmlformats.org/drawingml/2006/main" noChangeAspect="1"/>
             </wp:cNvGraphicFramePr>
@@ -4319,7 +4516,7 @@
               <a:graphicData uri="http://schemas.openxmlformats.org/drawingml/2006/picture">
                 <pic:pic xmlns:pic="http://schemas.openxmlformats.org/drawingml/2006/picture">
                   <pic:nvPicPr>
-                    <pic:cNvPr id="1404803066" name=""/>
+                    <pic:cNvPr id="317617524" name=""/>
                     <pic:cNvPicPr/>
                   </pic:nvPicPr>
                   <pic:blipFill>
@@ -4331,7 +4528,7 @@
                   <pic:spPr>
                     <a:xfrm>
                       <a:off x="0" y="0"/>
-                      <a:ext cx="4159423" cy="5367012"/>
+                      <a:ext cx="4314022" cy="5032026"/>
                     </a:xfrm>
                     <a:prstGeom prst="rect">
                       <a:avLst/>
@@ -4392,6 +4589,7 @@
           <w:lang w:val="ru-RU"/>
         </w:rPr>
       </w:pPr>
+      <w:proofErr w:type="spellStart"/>
       <w:r>
         <w:rPr>
           <w:rFonts w:ascii="Times New Roman" w:hAnsi="Times New Roman" w:cs="Times New Roman"/>
@@ -4400,6 +4598,7 @@
         </w:rPr>
         <w:t>Gson</w:t>
       </w:r>
+      <w:proofErr w:type="spellEnd"/>
       <w:r>
         <w:rPr>
           <w:rFonts w:ascii="Times New Roman" w:hAnsi="Times New Roman" w:cs="Times New Roman"/>
@@ -4409,6 +4608,7 @@
         </w:rPr>
         <w:t xml:space="preserve"> (</w:t>
       </w:r>
+      <w:proofErr w:type="gramStart"/>
       <w:r>
         <w:rPr>
           <w:rFonts w:ascii="Times New Roman" w:hAnsi="Times New Roman" w:cs="Times New Roman"/>
@@ -4434,6 +4634,7 @@
         </w:rPr>
         <w:t>google</w:t>
       </w:r>
+      <w:proofErr w:type="gramEnd"/>
       <w:r>
         <w:rPr>
           <w:rFonts w:ascii="Times New Roman" w:hAnsi="Times New Roman" w:cs="Times New Roman"/>
@@ -4443,6 +4644,7 @@
         </w:rPr>
         <w:t>.</w:t>
       </w:r>
+      <w:proofErr w:type="gramStart"/>
       <w:r>
         <w:rPr>
           <w:rFonts w:ascii="Times New Roman" w:hAnsi="Times New Roman" w:cs="Times New Roman"/>
@@ -4460,6 +4662,7 @@
         </w:rPr>
         <w:t>.</w:t>
       </w:r>
+      <w:proofErr w:type="spellStart"/>
       <w:r>
         <w:rPr>
           <w:rFonts w:ascii="Times New Roman" w:hAnsi="Times New Roman" w:cs="Times New Roman"/>
@@ -4468,6 +4671,8 @@
         </w:rPr>
         <w:t>gson</w:t>
       </w:r>
+      <w:proofErr w:type="spellEnd"/>
+      <w:proofErr w:type="gramEnd"/>
       <w:r>
         <w:rPr>
           <w:rFonts w:ascii="Times New Roman" w:hAnsi="Times New Roman" w:cs="Times New Roman"/>
@@ -4477,6 +4682,7 @@
         </w:rPr>
         <w:t>:</w:t>
       </w:r>
+      <w:proofErr w:type="spellStart"/>
       <w:r>
         <w:rPr>
           <w:rFonts w:ascii="Times New Roman" w:hAnsi="Times New Roman" w:cs="Times New Roman"/>
@@ -4485,6 +4691,7 @@
         </w:rPr>
         <w:t>gson</w:t>
       </w:r>
+      <w:proofErr w:type="spellEnd"/>
       <w:r>
         <w:rPr>
           <w:rFonts w:ascii="Times New Roman" w:hAnsi="Times New Roman" w:cs="Times New Roman"/>
@@ -4622,6 +4829,7 @@
         </w:rPr>
         <w:t xml:space="preserve"> (</w:t>
       </w:r>
+      <w:proofErr w:type="gramStart"/>
       <w:r>
         <w:rPr>
           <w:rFonts w:ascii="Times New Roman" w:hAnsi="Times New Roman" w:cs="Times New Roman"/>
@@ -4647,6 +4855,7 @@
         </w:rPr>
         <w:t>android</w:t>
       </w:r>
+      <w:proofErr w:type="gramEnd"/>
       <w:r>
         <w:rPr>
           <w:rFonts w:ascii="Times New Roman" w:hAnsi="Times New Roman" w:cs="Times New Roman"/>
@@ -4656,6 +4865,7 @@
         </w:rPr>
         <w:t>.</w:t>
       </w:r>
+      <w:proofErr w:type="gramStart"/>
       <w:r>
         <w:rPr>
           <w:rFonts w:ascii="Times New Roman" w:hAnsi="Times New Roman" w:cs="Times New Roman"/>
@@ -4681,6 +4891,7 @@
         </w:rPr>
         <w:t>volley</w:t>
       </w:r>
+      <w:proofErr w:type="gramEnd"/>
       <w:r>
         <w:rPr>
           <w:rFonts w:ascii="Times New Roman" w:hAnsi="Times New Roman" w:cs="Times New Roman"/>
@@ -4750,6 +4961,8 @@
         </w:rPr>
         <w:t xml:space="preserve"> (</w:t>
       </w:r>
+      <w:proofErr w:type="spellStart"/>
+      <w:proofErr w:type="gramStart"/>
       <w:r>
         <w:rPr>
           <w:rFonts w:ascii="Times New Roman" w:hAnsi="Times New Roman" w:cs="Times New Roman"/>
@@ -4758,6 +4971,7 @@
         </w:rPr>
         <w:t>androidx</w:t>
       </w:r>
+      <w:proofErr w:type="spellEnd"/>
       <w:r>
         <w:rPr>
           <w:rFonts w:ascii="Times New Roman" w:hAnsi="Times New Roman" w:cs="Times New Roman"/>
@@ -4775,6 +4989,7 @@
         </w:rPr>
         <w:t>room</w:t>
       </w:r>
+      <w:proofErr w:type="gramEnd"/>
       <w:r>
         <w:rPr>
           <w:rFonts w:ascii="Times New Roman" w:hAnsi="Times New Roman" w:cs="Times New Roman"/>
@@ -4820,6 +5035,8 @@
         </w:rPr>
         <w:t xml:space="preserve">, </w:t>
       </w:r>
+      <w:proofErr w:type="spellStart"/>
+      <w:proofErr w:type="gramStart"/>
       <w:r>
         <w:rPr>
           <w:rFonts w:ascii="Times New Roman" w:hAnsi="Times New Roman" w:cs="Times New Roman"/>
@@ -4828,6 +5045,7 @@
         </w:rPr>
         <w:t>androidx</w:t>
       </w:r>
+      <w:proofErr w:type="spellEnd"/>
       <w:r>
         <w:rPr>
           <w:rFonts w:ascii="Times New Roman" w:hAnsi="Times New Roman" w:cs="Times New Roman"/>
@@ -4845,6 +5063,7 @@
         </w:rPr>
         <w:t>room</w:t>
       </w:r>
+      <w:proofErr w:type="gramEnd"/>
       <w:r>
         <w:rPr>
           <w:rFonts w:ascii="Times New Roman" w:hAnsi="Times New Roman" w:cs="Times New Roman"/>
@@ -4871,6 +5090,7 @@
         </w:rPr>
         <w:t>-</w:t>
       </w:r>
+      <w:proofErr w:type="spellStart"/>
       <w:r>
         <w:rPr>
           <w:rFonts w:ascii="Times New Roman" w:hAnsi="Times New Roman" w:cs="Times New Roman"/>
@@ -4879,6 +5099,7 @@
         </w:rPr>
         <w:t>ktx</w:t>
       </w:r>
+      <w:proofErr w:type="spellEnd"/>
       <w:r>
         <w:rPr>
           <w:rFonts w:ascii="Times New Roman" w:hAnsi="Times New Roman" w:cs="Times New Roman"/>
@@ -6331,6 +6552,7 @@
         </w:rPr>
         <w:t xml:space="preserve">и библиотеки обратной совместимости </w:t>
       </w:r>
+      <w:proofErr w:type="spellStart"/>
       <w:r>
         <w:rPr>
           <w:rFonts w:ascii="Times New Roman" w:hAnsi="Times New Roman" w:cs="Times New Roman"/>
@@ -6339,6 +6561,7 @@
         </w:rPr>
         <w:t>AndroidX</w:t>
       </w:r>
+      <w:proofErr w:type="spellEnd"/>
       <w:r>
         <w:rPr>
           <w:rFonts w:ascii="Times New Roman" w:hAnsi="Times New Roman" w:cs="Times New Roman"/>
@@ -6582,6 +6805,7 @@
         </w:rPr>
         <w:t>». Ниже расположена прокручиваемая область (</w:t>
       </w:r>
+      <w:proofErr w:type="spellStart"/>
       <w:r>
         <w:rPr>
           <w:rFonts w:ascii="Times New Roman" w:hAnsi="Times New Roman" w:cs="Times New Roman"/>
@@ -6590,6 +6814,7 @@
         </w:rPr>
         <w:t>ScrollView</w:t>
       </w:r>
+      <w:proofErr w:type="spellEnd"/>
       <w:r>
         <w:rPr>
           <w:rFonts w:ascii="Times New Roman" w:hAnsi="Times New Roman" w:cs="Times New Roman"/>
@@ -10715,6 +10940,7 @@
   <w:style w:type="character" w:default="1" w:styleId="a0">
     <w:name w:val="Default Paragraph Font"/>
     <w:uiPriority w:val="1"/>
+    <w:semiHidden/>
     <w:unhideWhenUsed/>
   </w:style>
   <w:style w:type="table" w:default="1" w:styleId="a1">
